--- a/Tesis_con_competencias.docx
+++ b/Tesis_con_competencias.docx
@@ -26784,6 +26784,14 @@
       <w:pPr>
         <w:spacing w:line="360" w:lineRule="auto" w:after="240"/>
         <w:jc w:val="both"/>
+        <w:sectPr>
+          <w:headerReference w:type="default" r:id="rId49"/>
+          <w:footerReference w:type="default" r:id="rId50"/>
+          <w:pgSz w:w="12240" w:h="15840" w:code="1"/>
+          <w:pgMar w:top="1417" w:right="1417" w:bottom="1417" w:left="1701" w:header="709" w:footer="709" w:gutter="0"/>
+          <w:cols w:space="708"/>
+          <w:docGrid w:linePitch="360"/>
+        </w:sectPr>
       </w:pPr>
       <w:r>
         <w:rPr>
@@ -26802,7 +26810,7 @@
       <w:r>
         <w:drawing>
           <wp:inline xmlns:a="http://schemas.openxmlformats.org/drawingml/2006/main" xmlns:pic="http://schemas.openxmlformats.org/drawingml/2006/picture">
-            <wp:extent cx="7020000" cy="4008420"/>
+            <wp:extent cx="7920000" cy="4522320"/>
             <wp:docPr id="39" name="Picture 39"/>
             <wp:cNvGraphicFramePr>
               <a:graphicFrameLocks noChangeAspect="1"/>
@@ -26823,7 +26831,7 @@
                   <pic:spPr>
                     <a:xfrm>
                       <a:off x="0" y="0"/>
-                      <a:ext cx="7020000" cy="4008420"/>
+                      <a:ext cx="7920000" cy="4522320"/>
                     </a:xfrm>
                     <a:prstGeom prst="rect"/>
                   </pic:spPr>
@@ -26858,6 +26866,14 @@
       <w:pPr>
         <w:spacing w:after="240"/>
         <w:jc w:val="center"/>
+        <w:sectPr>
+          <w:headerReference w:type="default" r:id="rId49"/>
+          <w:footerReference w:type="default" r:id="rId50"/>
+          <w:pgSz w:w="15840" w:h="12240" w:code="1" w:orient="landscape"/>
+          <w:pgMar w:top="1417" w:right="1417" w:bottom="1417" w:left="1701" w:header="709" w:footer="709" w:gutter="0"/>
+          <w:cols w:space="708"/>
+          <w:docGrid w:linePitch="360"/>
+        </w:sectPr>
       </w:pPr>
       <w:r>
         <w:rPr>

--- a/Tesis_con_competencias.docx
+++ b/Tesis_con_competencias.docx
@@ -31374,7 +31374,7 @@
             <w:noProof/>
             <w:webHidden/>
           </w:rPr>
-          <w:t>62</w:t>
+          <w:t>76</w:t>
         </w:r>
         <w:r>
           <w:rPr>
@@ -38871,6 +38871,130 @@
     <w:pPr>
       <w:pStyle w:val="Piedepgina"/>
     </w:pPr>
+    <w:r>
+      <w:rPr>
+        <w:noProof/>
+        <w:lang w:val="es-419" w:eastAsia="es-419"/>
+      </w:rPr>
+      <mc:AlternateContent>
+        <mc:Choice Requires="wps">
+          <w:drawing>
+            <wp:anchor distT="4294967295" distB="4294967295" distL="114300" distR="114300" simplePos="0" relativeHeight="251655168" behindDoc="0" locked="0" layoutInCell="1" allowOverlap="1" wp14:anchorId="4A701A97" wp14:editId="07777777">
+              <wp:simplePos x="0" y="0"/>
+              <wp:positionH relativeFrom="column">
+                <wp:posOffset>-802005</wp:posOffset>
+              </wp:positionH>
+              <wp:positionV relativeFrom="paragraph">
+                <wp:posOffset>84454</wp:posOffset>
+              </wp:positionV>
+              <wp:extent cx="6729730" cy="0"/>
+              <wp:effectExtent l="0" t="19050" r="33020" b="19050"/>
+              <wp:wrapNone/>
+              <wp:docPr id="41" name="3 Conector recto"/>
+              <wp:cNvGraphicFramePr>
+                <a:graphicFrameLocks xmlns:a="http://schemas.openxmlformats.org/drawingml/2006/main"/>
+              </wp:cNvGraphicFramePr>
+              <a:graphic xmlns:a="http://schemas.openxmlformats.org/drawingml/2006/main">
+                <a:graphicData uri="http://schemas.microsoft.com/office/word/2010/wordprocessingShape">
+                  <wps:wsp>
+                    <wps:cNvCnPr>
+                      <a:cxnSpLocks/>
+                    </wps:cNvCnPr>
+                    <wps:spPr>
+                      <a:xfrm>
+                        <a:off x="0" y="0"/>
+                        <a:ext cx="6729730" cy="0"/>
+                      </a:xfrm>
+                      <a:prstGeom prst="line">
+                        <a:avLst/>
+                      </a:prstGeom>
+                      <a:noFill/>
+                      <a:ln w="28575" cap="flat" cmpd="sng" algn="ctr">
+                        <a:solidFill>
+                          <a:sysClr val="windowText" lastClr="000000"/>
+                        </a:solidFill>
+                        <a:prstDash val="solid"/>
+                      </a:ln>
+                      <a:effectLst/>
+                    </wps:spPr>
+                    <wps:bodyPr/>
+                  </wps:wsp>
+                </a:graphicData>
+              </a:graphic>
+              <wp14:sizeRelH relativeFrom="page">
+                <wp14:pctWidth>0</wp14:pctWidth>
+              </wp14:sizeRelH>
+              <wp14:sizeRelV relativeFrom="margin">
+                <wp14:pctHeight>0</wp14:pctHeight>
+              </wp14:sizeRelV>
+            </wp:anchor>
+          </w:drawing>
+        </mc:Choice>
+        <mc:Fallback xmlns:a="http://schemas.openxmlformats.org/drawingml/2006/main" xmlns:wp14="http://schemas.microsoft.com/office/word/2010/wordml">
+          <w:pict w14:anchorId="4829555F">
+            <v:line id="3 Conector recto" style="position:absolute;z-index:251657216;visibility:visible;mso-wrap-style:square;mso-width-percent:0;mso-height-percent:0;mso-wrap-distance-left:9pt;mso-wrap-distance-top:-3e-5mm;mso-wrap-distance-right:9pt;mso-wrap-distance-bottom:-3e-5mm;mso-position-horizontal:absolute;mso-position-horizontal-relative:text;mso-position-vertical:absolute;mso-position-vertical-relative:text;mso-width-percent:0;mso-height-percent:0;mso-width-relative:page;mso-height-relative:margin" o:spid="_x0000_s1026" strokecolor="windowText" strokeweight="2.25pt" from="-63.15pt,6.65pt" to="466.75pt,6.65pt" w14:anchorId="4A821F4E" o:gfxdata="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">
+              <o:lock v:ext="edit" shapetype="f"/>
+            </v:line>
+          </w:pict>
+        </mc:Fallback>
+      </mc:AlternateContent>
+    </w:r>
+  </w:p>
+  <w:p>
+    <w:pPr>
+      <w:pStyle w:val="Piedepgina"/>
+    </w:pPr>
+    <w:r>
+      <w:rPr>
+        <w:rFonts w:ascii="Arial" w:hAnsi="Arial" w:cs="Arial"/>
+      </w:rPr>
+      <w:t>INSTITUTO TECN</w:t>
+    </w:r>
+    <w:r>
+      <w:rPr>
+        <w:rFonts w:ascii="Arial" w:hAnsi="Arial" w:cs="Arial"/>
+      </w:rPr>
+      <w:t>O</w:t>
+    </w:r>
+    <w:r>
+      <w:rPr>
+        <w:rFonts w:ascii="Arial" w:hAnsi="Arial" w:cs="Arial"/>
+      </w:rPr>
+      <w:t>LÓGICO SUPERIOR DE TEPEACA</w:t>
+    </w:r>
+    <w:r>
+      <w:t xml:space="preserve"> </w:t>
+    </w:r>
+    <w:r>
+      <w:tab/>
+    </w:r>
+    <w:r>
+      <w:t xml:space="preserve"> </w:t>
+    </w:r>
+    <w:r>
+      <w:fldChar w:fldCharType="begin"/>
+    </w:r>
+    <w:r>
+      <w:instrText>PAGE   \* MERGEFORMAT</w:instrText>
+    </w:r>
+    <w:r>
+      <w:fldChar w:fldCharType="separate"/>
+    </w:r>
+    <w:r>
+      <w:rPr>
+        <w:noProof/>
+        <w:lang w:val="es-ES"/>
+      </w:rPr>
+      <w:t>14</w:t>
+    </w:r>
+    <w:r>
+      <w:fldChar w:fldCharType="end"/>
+    </w:r>
+  </w:p>
+  <w:p>
+    <w:pPr>
+      <w:pStyle w:val="Piedepgina"/>
+    </w:pPr>
   </w:p>
 </w:ftr>
 </file>
@@ -38881,12 +39005,287 @@
     <w:pPr>
       <w:pStyle w:val="Piedepgina"/>
     </w:pPr>
+    <w:r>
+      <w:rPr>
+        <w:noProof/>
+        <w:lang w:val="es-419" w:eastAsia="es-419"/>
+      </w:rPr>
+      <mc:AlternateContent>
+        <mc:Choice Requires="wps">
+          <w:drawing>
+            <wp:anchor distT="4294967295" distB="4294967295" distL="114300" distR="114300" simplePos="0" relativeHeight="251656192" behindDoc="0" locked="0" layoutInCell="1" allowOverlap="1" wp14:anchorId="4A701A97" wp14:editId="664D9AA9">
+              <wp:simplePos x="0" y="0"/>
+              <wp:positionH relativeFrom="margin">
+                <wp:align>center</wp:align>
+              </wp:positionH>
+              <wp:positionV relativeFrom="paragraph">
+                <wp:posOffset>68580</wp:posOffset>
+              </wp:positionV>
+              <wp:extent cx="6729730" cy="0"/>
+              <wp:effectExtent l="0" t="19050" r="33020" b="19050"/>
+              <wp:wrapNone/>
+              <wp:docPr id="43" name="3 Conector recto"/>
+              <wp:cNvGraphicFramePr>
+                <a:graphicFrameLocks xmlns:a="http://schemas.openxmlformats.org/drawingml/2006/main"/>
+              </wp:cNvGraphicFramePr>
+              <a:graphic xmlns:a="http://schemas.openxmlformats.org/drawingml/2006/main">
+                <a:graphicData uri="http://schemas.microsoft.com/office/word/2010/wordprocessingShape">
+                  <wps:wsp>
+                    <wps:cNvCnPr>
+                      <a:cxnSpLocks/>
+                    </wps:cNvCnPr>
+                    <wps:spPr>
+                      <a:xfrm>
+                        <a:off x="0" y="0"/>
+                        <a:ext cx="6729730" cy="0"/>
+                      </a:xfrm>
+                      <a:prstGeom prst="line">
+                        <a:avLst/>
+                      </a:prstGeom>
+                      <a:noFill/>
+                      <a:ln w="28575" cap="flat" cmpd="sng" algn="ctr">
+                        <a:solidFill>
+                          <a:sysClr val="windowText" lastClr="000000"/>
+                        </a:solidFill>
+                        <a:prstDash val="solid"/>
+                      </a:ln>
+                      <a:effectLst/>
+                    </wps:spPr>
+                    <wps:bodyPr/>
+                  </wps:wsp>
+                </a:graphicData>
+              </a:graphic>
+              <wp14:sizeRelH relativeFrom="page">
+                <wp14:pctWidth>0</wp14:pctWidth>
+              </wp14:sizeRelH>
+              <wp14:sizeRelV relativeFrom="margin">
+                <wp14:pctHeight>0</wp14:pctHeight>
+              </wp14:sizeRelV>
+            </wp:anchor>
+          </w:drawing>
+        </mc:Choice>
+        <mc:Fallback>
+          <w:pict>
+            <v:line w14:anchorId="0CDCCEEE" id="3 Conector recto" o:spid="_x0000_s1026" style="position:absolute;z-index:251656192;visibility:visible;mso-wrap-style:square;mso-width-percent:0;mso-height-percent:0;mso-wrap-distance-left:9pt;mso-wrap-distance-top:-3e-5mm;mso-wrap-distance-right:9pt;mso-wrap-distance-bottom:-3e-5mm;mso-position-horizontal:center;mso-position-horizontal-relative:margin;mso-position-vertical:absolute;mso-position-vertical-relative:text;mso-width-percent:0;mso-height-percent:0;mso-width-relative:page;mso-height-relative:margin" from="0,5.4pt" to="529.9pt,5.4pt" o:gfxdata="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" strokecolor="windowText" strokeweight="2.25pt">
+              <o:lock v:ext="edit" shapetype="f"/>
+              <w10:wrap anchorx="margin"/>
+            </v:line>
+          </w:pict>
+        </mc:Fallback>
+      </mc:AlternateContent>
+    </w:r>
+  </w:p>
+  <w:p>
+    <w:pPr>
+      <w:pStyle w:val="Piedepgina"/>
+      <w:jc w:val="center"/>
+    </w:pPr>
+    <w:r>
+      <w:rPr>
+        <w:rFonts w:ascii="Arial" w:hAnsi="Arial" w:cs="Arial"/>
+      </w:rPr>
+      <w:t xml:space="preserve">                                                   </w:t>
+    </w:r>
+    <w:r>
+      <w:rPr>
+        <w:rFonts w:ascii="Arial" w:hAnsi="Arial" w:cs="Arial"/>
+      </w:rPr>
+      <w:t>INSTITUTO TECN</w:t>
+    </w:r>
+    <w:r>
+      <w:rPr>
+        <w:rFonts w:ascii="Arial" w:hAnsi="Arial" w:cs="Arial"/>
+      </w:rPr>
+      <w:t>O</w:t>
+    </w:r>
+    <w:r>
+      <w:rPr>
+        <w:rFonts w:ascii="Arial" w:hAnsi="Arial" w:cs="Arial"/>
+      </w:rPr>
+      <w:t>LÓGICO SUPERIOR DE TEPEACA</w:t>
+    </w:r>
+    <w:r>
+      <w:t xml:space="preserve"> </w:t>
+    </w:r>
+    <w:r>
+      <w:t xml:space="preserve">  </w:t>
+    </w:r>
+    <w:r>
+      <w:tab/>
+    </w:r>
+    <w:r>
+      <w:tab/>
+    </w:r>
+    <w:r>
+      <w:tab/>
+    </w:r>
+    <w:r>
+      <w:tab/>
+    </w:r>
+    <w:r>
+      <w:tab/>
+    </w:r>
+    <w:r>
+      <w:tab/>
+    </w:r>
+    <w:r>
+      <w:t xml:space="preserve"> </w:t>
+    </w:r>
+    <w:r>
+      <w:fldChar w:fldCharType="begin"/>
+    </w:r>
+    <w:r>
+      <w:instrText>PAGE   \* MERGEFORMAT</w:instrText>
+    </w:r>
+    <w:r>
+      <w:fldChar w:fldCharType="separate"/>
+    </w:r>
+    <w:r>
+      <w:rPr>
+        <w:noProof/>
+        <w:lang w:val="es-ES"/>
+      </w:rPr>
+      <w:t>14</w:t>
+    </w:r>
+    <w:r>
+      <w:fldChar w:fldCharType="end"/>
+    </w:r>
+  </w:p>
+  <w:p>
+    <w:pPr>
+      <w:pStyle w:val="Piedepgina"/>
+    </w:pPr>
   </w:p>
 </w:ftr>
 </file>
 
 <file path=word/footer4.xml><?xml version="1.0" encoding="utf-8"?>
 <w:ftr xmlns:wpc="http://schemas.microsoft.com/office/word/2010/wordprocessingCanvas" xmlns:cx="http://schemas.microsoft.com/office/drawing/2014/chartex" xmlns:cx1="http://schemas.microsoft.com/office/drawing/2015/9/8/chartex" xmlns:cx2="http://schemas.microsoft.com/office/drawing/2015/10/21/chartex" xmlns:cx3="http://schemas.microsoft.com/office/drawing/2016/5/9/chartex" xmlns:cx4="http://schemas.microsoft.com/office/drawing/2016/5/10/chartex" xmlns:cx5="http://schemas.microsoft.com/office/drawing/2016/5/11/chartex" xmlns:cx6="http://schemas.microsoft.com/office/drawing/2016/5/12/chartex" xmlns:cx7="http://schemas.microsoft.com/office/drawing/2016/5/13/chartex" xmlns:cx8="http://schemas.microsoft.com/office/drawing/2016/5/14/chartex" xmlns:mc="http://schemas.openxmlformats.org/markup-compatibility/2006" xmlns:aink="http://schemas.microsoft.com/office/drawing/2016/ink" xmlns:am3d="http://schemas.microsoft.com/office/drawing/2017/model3d" xmlns:o="urn:schemas-microsoft-com:office:office" xmlns:oel="http://schemas.microsoft.com/office/2019/extlst" xmlns:r="http://schemas.openxmlformats.org/officeDocument/2006/relationships" xmlns:m="http://schemas.openxmlformats.org/officeDocument/2006/math" xmlns:v="urn:schemas-microsoft-com:vml" xmlns:wp14="http://schemas.microsoft.com/office/word/2010/wordprocessingDrawing" xmlns:wp="http://schemas.openxmlformats.org/drawingml/2006/wordprocessingDrawing" xmlns:w10="urn:schemas-microsoft-com:office:word" xmlns:w="http://schemas.openxmlformats.org/wordprocessingml/2006/main" xmlns:w14="http://schemas.microsoft.com/office/word/2010/wordml" xmlns:w15="http://schemas.microsoft.com/office/word/2012/wordml" xmlns:w16cex="http://schemas.microsoft.com/office/word/2018/wordml/cex" xmlns:w16cid="http://schemas.microsoft.com/office/word/2016/wordml/cid" xmlns:w16="http://schemas.microsoft.com/office/word/2018/wordml" xmlns:w16du="http://schemas.microsoft.com/office/word/2023/wordml/word16du" xmlns:w16sdtdh="http://schemas.microsoft.com/office/word/2020/wordml/sdtdatahash" xmlns:w16sdtfl="http://schemas.microsoft.com/office/word/2024/wordml/sdtformatlock" xmlns:w16se="http://schemas.microsoft.com/office/word/2015/wordml/symex" xmlns:wpg="http://schemas.microsoft.com/office/word/2010/wordprocessingGroup" xmlns:wpi="http://schemas.microsoft.com/office/word/2010/wordprocessingInk" xmlns:wne="http://schemas.microsoft.com/office/word/2006/wordml" xmlns:wps="http://schemas.microsoft.com/office/word/2010/wordprocessingShape" mc:Ignorable="w14 w15 w16se w16cid w16 w16cex w16sdtdh w16sdtfl w16du wp14">
+  <w:p>
+    <w:pPr>
+      <w:pStyle w:val="Piedepgina"/>
+    </w:pPr>
+    <w:r>
+      <w:rPr>
+        <w:noProof/>
+        <w:lang w:val="es-419" w:eastAsia="es-419"/>
+      </w:rPr>
+      <mc:AlternateContent>
+        <mc:Choice Requires="wps">
+          <w:drawing>
+            <wp:anchor distT="4294967295" distB="4294967295" distL="114300" distR="114300" simplePos="0" relativeHeight="251657216" behindDoc="0" locked="0" layoutInCell="1" allowOverlap="1" wp14:anchorId="4A701A97" wp14:editId="07777777">
+              <wp:simplePos x="0" y="0"/>
+              <wp:positionH relativeFrom="column">
+                <wp:posOffset>-802005</wp:posOffset>
+              </wp:positionH>
+              <wp:positionV relativeFrom="paragraph">
+                <wp:posOffset>84454</wp:posOffset>
+              </wp:positionV>
+              <wp:extent cx="6729730" cy="0"/>
+              <wp:effectExtent l="0" t="19050" r="33020" b="19050"/>
+              <wp:wrapNone/>
+              <wp:docPr id="44" name="3 Conector recto"/>
+              <wp:cNvGraphicFramePr>
+                <a:graphicFrameLocks xmlns:a="http://schemas.openxmlformats.org/drawingml/2006/main"/>
+              </wp:cNvGraphicFramePr>
+              <a:graphic xmlns:a="http://schemas.openxmlformats.org/drawingml/2006/main">
+                <a:graphicData uri="http://schemas.microsoft.com/office/word/2010/wordprocessingShape">
+                  <wps:wsp>
+                    <wps:cNvCnPr>
+                      <a:cxnSpLocks/>
+                    </wps:cNvCnPr>
+                    <wps:spPr>
+                      <a:xfrm>
+                        <a:off x="0" y="0"/>
+                        <a:ext cx="6729730" cy="0"/>
+                      </a:xfrm>
+                      <a:prstGeom prst="line">
+                        <a:avLst/>
+                      </a:prstGeom>
+                      <a:noFill/>
+                      <a:ln w="28575" cap="flat" cmpd="sng" algn="ctr">
+                        <a:solidFill>
+                          <a:sysClr val="windowText" lastClr="000000"/>
+                        </a:solidFill>
+                        <a:prstDash val="solid"/>
+                      </a:ln>
+                      <a:effectLst/>
+                    </wps:spPr>
+                    <wps:bodyPr/>
+                  </wps:wsp>
+                </a:graphicData>
+              </a:graphic>
+              <wp14:sizeRelH relativeFrom="page">
+                <wp14:pctWidth>0</wp14:pctWidth>
+              </wp14:sizeRelH>
+              <wp14:sizeRelV relativeFrom="margin">
+                <wp14:pctHeight>0</wp14:pctHeight>
+              </wp14:sizeRelV>
+            </wp:anchor>
+          </w:drawing>
+        </mc:Choice>
+        <mc:Fallback xmlns:a="http://schemas.openxmlformats.org/drawingml/2006/main" xmlns:wp14="http://schemas.microsoft.com/office/word/2010/wordml">
+          <w:pict w14:anchorId="4829555F">
+            <v:line id="3 Conector recto" style="position:absolute;z-index:251657216;visibility:visible;mso-wrap-style:square;mso-width-percent:0;mso-height-percent:0;mso-wrap-distance-left:9pt;mso-wrap-distance-top:-3e-5mm;mso-wrap-distance-right:9pt;mso-wrap-distance-bottom:-3e-5mm;mso-position-horizontal:absolute;mso-position-horizontal-relative:text;mso-position-vertical:absolute;mso-position-vertical-relative:text;mso-width-percent:0;mso-height-percent:0;mso-width-relative:page;mso-height-relative:margin" o:spid="_x0000_s1026" strokecolor="windowText" strokeweight="2.25pt" from="-63.15pt,6.65pt" to="466.75pt,6.65pt" w14:anchorId="4A821F4E" o:gfxdata="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">
+              <o:lock v:ext="edit" shapetype="f"/>
+            </v:line>
+          </w:pict>
+        </mc:Fallback>
+      </mc:AlternateContent>
+    </w:r>
+  </w:p>
+  <w:p>
+    <w:pPr>
+      <w:pStyle w:val="Piedepgina"/>
+      <w:jc w:val="center"/>
+    </w:pPr>
+    <w:r>
+      <w:rPr>
+        <w:rFonts w:ascii="Arial" w:hAnsi="Arial" w:cs="Arial"/>
+      </w:rPr>
+      <w:t>INSTITUTO TECN</w:t>
+    </w:r>
+    <w:r>
+      <w:rPr>
+        <w:rFonts w:ascii="Arial" w:hAnsi="Arial" w:cs="Arial"/>
+      </w:rPr>
+      <w:t>O</w:t>
+    </w:r>
+    <w:r>
+      <w:rPr>
+        <w:rFonts w:ascii="Arial" w:hAnsi="Arial" w:cs="Arial"/>
+      </w:rPr>
+      <w:t>LÓGICO SUPERIOR DE TEPEACA</w:t>
+    </w:r>
+    <w:r>
+      <w:t xml:space="preserve"> </w:t>
+    </w:r>
+    <w:r>
+      <w:tab/>
+    </w:r>
+    <w:r>
+      <w:t xml:space="preserve"> </w:t>
+    </w:r>
+    <w:r>
+      <w:fldChar w:fldCharType="begin"/>
+    </w:r>
+    <w:r>
+      <w:instrText>PAGE   \* MERGEFORMAT</w:instrText>
+    </w:r>
+    <w:r>
+      <w:fldChar w:fldCharType="separate"/>
+    </w:r>
+    <w:r>
+      <w:rPr>
+        <w:noProof/>
+        <w:lang w:val="es-ES"/>
+      </w:rPr>
+      <w:t>14</w:t>
+    </w:r>
+    <w:r>
+      <w:fldChar w:fldCharType="end"/>
+    </w:r>
+  </w:p>
   <w:p>
     <w:pPr>
       <w:pStyle w:val="Piedepgina"/>
@@ -38935,7 +39334,87 @@
   <w:p>
     <w:pPr>
       <w:pStyle w:val="Encabezado"/>
+      <w:jc w:val="center"/>
+      <w:rPr>
+        <w:rFonts w:ascii="Arial" w:hAnsi="Arial" w:cs="Arial"/>
+        <w:b/>
+      </w:rPr>
     </w:pPr>
+    <w:r>
+      <w:rPr>
+        <w:noProof/>
+        <w:lang w:val="es-419" w:eastAsia="es-419"/>
+      </w:rPr>
+      <mc:AlternateContent>
+        <mc:Choice Requires="wps">
+          <w:drawing>
+            <wp:anchor distT="4294967295" distB="4294967295" distL="114300" distR="114300" simplePos="0" relativeHeight="251658240" behindDoc="0" locked="0" layoutInCell="1" allowOverlap="1" wp14:anchorId="62C975BE" wp14:editId="07777777">
+              <wp:simplePos x="0" y="0"/>
+              <wp:positionH relativeFrom="column">
+                <wp:posOffset>-586105</wp:posOffset>
+              </wp:positionH>
+              <wp:positionV relativeFrom="paragraph">
+                <wp:posOffset>220344</wp:posOffset>
+              </wp:positionV>
+              <wp:extent cx="6830060" cy="0"/>
+              <wp:effectExtent l="0" t="19050" r="27940" b="19050"/>
+              <wp:wrapNone/>
+              <wp:docPr id="42" name="30 Conector recto"/>
+              <wp:cNvGraphicFramePr>
+                <a:graphicFrameLocks xmlns:a="http://schemas.openxmlformats.org/drawingml/2006/main"/>
+              </wp:cNvGraphicFramePr>
+              <a:graphic xmlns:a="http://schemas.openxmlformats.org/drawingml/2006/main">
+                <a:graphicData uri="http://schemas.microsoft.com/office/word/2010/wordprocessingShape">
+                  <wps:wsp>
+                    <wps:cNvCnPr>
+                      <a:cxnSpLocks/>
+                    </wps:cNvCnPr>
+                    <wps:spPr>
+                      <a:xfrm>
+                        <a:off x="0" y="0"/>
+                        <a:ext cx="6830060" cy="0"/>
+                      </a:xfrm>
+                      <a:prstGeom prst="line">
+                        <a:avLst/>
+                      </a:prstGeom>
+                      <a:noFill/>
+                      <a:ln w="28575" cap="flat" cmpd="sng" algn="ctr">
+                        <a:solidFill>
+                          <a:sysClr val="windowText" lastClr="000000"/>
+                        </a:solidFill>
+                        <a:prstDash val="solid"/>
+                      </a:ln>
+                      <a:effectLst/>
+                    </wps:spPr>
+                    <wps:bodyPr/>
+                  </wps:wsp>
+                </a:graphicData>
+              </a:graphic>
+              <wp14:sizeRelH relativeFrom="page">
+                <wp14:pctWidth>0</wp14:pctWidth>
+              </wp14:sizeRelH>
+              <wp14:sizeRelV relativeFrom="margin">
+                <wp14:pctHeight>0</wp14:pctHeight>
+              </wp14:sizeRelV>
+            </wp:anchor>
+          </w:drawing>
+        </mc:Choice>
+        <mc:Fallback xmlns:a="http://schemas.openxmlformats.org/drawingml/2006/main" xmlns:wp14="http://schemas.microsoft.com/office/word/2010/wordml">
+          <w:pict w14:anchorId="0B7CDD40">
+            <v:line id="30 Conector recto" style="position:absolute;z-index:251658240;visibility:visible;mso-wrap-style:square;mso-width-percent:0;mso-height-percent:0;mso-wrap-distance-left:9pt;mso-wrap-distance-top:-3e-5mm;mso-wrap-distance-right:9pt;mso-wrap-distance-bottom:-3e-5mm;mso-position-horizontal:absolute;mso-position-horizontal-relative:text;mso-position-vertical:absolute;mso-position-vertical-relative:text;mso-width-percent:0;mso-height-percent:0;mso-width-relative:page;mso-height-relative:margin" o:spid="_x0000_s1026" strokecolor="windowText" strokeweight="2.25pt" from="-46.15pt,17.35pt" to="491.65pt,17.35pt" w14:anchorId="0650DD75" o:gfxdata="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">
+              <o:lock v:ext="edit" shapetype="f"/>
+            </v:line>
+          </w:pict>
+        </mc:Fallback>
+      </mc:AlternateContent>
+    </w:r>
+    <w:r>
+      <w:rPr>
+        <w:rFonts w:ascii="Arial" w:hAnsi="Arial" w:cs="Arial"/>
+        <w:b/>
+      </w:rPr>
+      <w:t>“SISTEMA INTEGRAL DE GESTION DE POZOS COMUNITARIOS”</w:t>
+    </w:r>
   </w:p>
 </w:hdr>
 </file>
@@ -38945,7 +39424,88 @@
   <w:p>
     <w:pPr>
       <w:pStyle w:val="Encabezado"/>
+      <w:jc w:val="center"/>
+      <w:rPr>
+        <w:rFonts w:ascii="Arial" w:hAnsi="Arial" w:cs="Arial"/>
+        <w:b/>
+      </w:rPr>
     </w:pPr>
+    <w:r>
+      <w:rPr>
+        <w:noProof/>
+        <w:lang w:val="es-419" w:eastAsia="es-419"/>
+      </w:rPr>
+      <mc:AlternateContent>
+        <mc:Choice Requires="wps">
+          <w:drawing>
+            <wp:anchor distT="4294967295" distB="4294967295" distL="114300" distR="114300" simplePos="0" relativeHeight="251659264" behindDoc="0" locked="0" layoutInCell="1" allowOverlap="1" wp14:anchorId="62C975BE" wp14:editId="2A375931">
+              <wp:simplePos x="0" y="0"/>
+              <wp:positionH relativeFrom="margin">
+                <wp:align>center</wp:align>
+              </wp:positionH>
+              <wp:positionV relativeFrom="paragraph">
+                <wp:posOffset>280670</wp:posOffset>
+              </wp:positionV>
+              <wp:extent cx="6830060" cy="0"/>
+              <wp:effectExtent l="0" t="19050" r="27940" b="19050"/>
+              <wp:wrapNone/>
+              <wp:docPr id="39" name="30 Conector recto"/>
+              <wp:cNvGraphicFramePr>
+                <a:graphicFrameLocks xmlns:a="http://schemas.openxmlformats.org/drawingml/2006/main"/>
+              </wp:cNvGraphicFramePr>
+              <a:graphic xmlns:a="http://schemas.openxmlformats.org/drawingml/2006/main">
+                <a:graphicData uri="http://schemas.microsoft.com/office/word/2010/wordprocessingShape">
+                  <wps:wsp>
+                    <wps:cNvCnPr>
+                      <a:cxnSpLocks/>
+                    </wps:cNvCnPr>
+                    <wps:spPr>
+                      <a:xfrm>
+                        <a:off x="0" y="0"/>
+                        <a:ext cx="6830060" cy="0"/>
+                      </a:xfrm>
+                      <a:prstGeom prst="line">
+                        <a:avLst/>
+                      </a:prstGeom>
+                      <a:noFill/>
+                      <a:ln w="28575" cap="flat" cmpd="sng" algn="ctr">
+                        <a:solidFill>
+                          <a:sysClr val="windowText" lastClr="000000"/>
+                        </a:solidFill>
+                        <a:prstDash val="solid"/>
+                      </a:ln>
+                      <a:effectLst/>
+                    </wps:spPr>
+                    <wps:bodyPr/>
+                  </wps:wsp>
+                </a:graphicData>
+              </a:graphic>
+              <wp14:sizeRelH relativeFrom="page">
+                <wp14:pctWidth>0</wp14:pctWidth>
+              </wp14:sizeRelH>
+              <wp14:sizeRelV relativeFrom="margin">
+                <wp14:pctHeight>0</wp14:pctHeight>
+              </wp14:sizeRelV>
+            </wp:anchor>
+          </w:drawing>
+        </mc:Choice>
+        <mc:Fallback>
+          <w:pict>
+            <v:line w14:anchorId="51B235D9" id="30 Conector recto" o:spid="_x0000_s1026" style="position:absolute;z-index:251659264;visibility:visible;mso-wrap-style:square;mso-width-percent:0;mso-height-percent:0;mso-wrap-distance-left:9pt;mso-wrap-distance-top:-3e-5mm;mso-wrap-distance-right:9pt;mso-wrap-distance-bottom:-3e-5mm;mso-position-horizontal:center;mso-position-horizontal-relative:margin;mso-position-vertical:absolute;mso-position-vertical-relative:text;mso-width-percent:0;mso-height-percent:0;mso-width-relative:page;mso-height-relative:margin" from="0,22.1pt" to="537.8pt,22.1pt" o:gfxdata="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" strokecolor="windowText" strokeweight="2.25pt">
+              <o:lock v:ext="edit" shapetype="f"/>
+              <w10:wrap anchorx="margin"/>
+            </v:line>
+          </w:pict>
+        </mc:Fallback>
+      </mc:AlternateContent>
+    </w:r>
+    <w:r>
+      <w:rPr>
+        <w:rFonts w:ascii="Arial" w:hAnsi="Arial" w:cs="Arial"/>
+        <w:b/>
+      </w:rPr>
+      <w:t>“SISTEMA INTEGRAL DE GESTION DE POZOS COMUNITARIOS”</w:t>
+    </w:r>
   </w:p>
 </w:hdr>
 </file>
@@ -38955,7 +39515,87 @@
   <w:p>
     <w:pPr>
       <w:pStyle w:val="Encabezado"/>
+      <w:jc w:val="center"/>
+      <w:rPr>
+        <w:rFonts w:ascii="Arial" w:hAnsi="Arial" w:cs="Arial"/>
+        <w:b/>
+      </w:rPr>
     </w:pPr>
+    <w:r>
+      <w:rPr>
+        <w:noProof/>
+        <w:lang w:val="es-419" w:eastAsia="es-419"/>
+      </w:rPr>
+      <mc:AlternateContent>
+        <mc:Choice Requires="wps">
+          <w:drawing>
+            <wp:anchor distT="4294967295" distB="4294967295" distL="114300" distR="114300" simplePos="0" relativeHeight="251660288" behindDoc="0" locked="0" layoutInCell="1" allowOverlap="1" wp14:anchorId="62C975BE" wp14:editId="07777777">
+              <wp:simplePos x="0" y="0"/>
+              <wp:positionH relativeFrom="column">
+                <wp:posOffset>-586105</wp:posOffset>
+              </wp:positionH>
+              <wp:positionV relativeFrom="paragraph">
+                <wp:posOffset>220344</wp:posOffset>
+              </wp:positionV>
+              <wp:extent cx="6830060" cy="0"/>
+              <wp:effectExtent l="0" t="19050" r="27940" b="19050"/>
+              <wp:wrapNone/>
+              <wp:docPr id="40" name="30 Conector recto"/>
+              <wp:cNvGraphicFramePr>
+                <a:graphicFrameLocks xmlns:a="http://schemas.openxmlformats.org/drawingml/2006/main"/>
+              </wp:cNvGraphicFramePr>
+              <a:graphic xmlns:a="http://schemas.openxmlformats.org/drawingml/2006/main">
+                <a:graphicData uri="http://schemas.microsoft.com/office/word/2010/wordprocessingShape">
+                  <wps:wsp>
+                    <wps:cNvCnPr>
+                      <a:cxnSpLocks/>
+                    </wps:cNvCnPr>
+                    <wps:spPr>
+                      <a:xfrm>
+                        <a:off x="0" y="0"/>
+                        <a:ext cx="6830060" cy="0"/>
+                      </a:xfrm>
+                      <a:prstGeom prst="line">
+                        <a:avLst/>
+                      </a:prstGeom>
+                      <a:noFill/>
+                      <a:ln w="28575" cap="flat" cmpd="sng" algn="ctr">
+                        <a:solidFill>
+                          <a:sysClr val="windowText" lastClr="000000"/>
+                        </a:solidFill>
+                        <a:prstDash val="solid"/>
+                      </a:ln>
+                      <a:effectLst/>
+                    </wps:spPr>
+                    <wps:bodyPr/>
+                  </wps:wsp>
+                </a:graphicData>
+              </a:graphic>
+              <wp14:sizeRelH relativeFrom="page">
+                <wp14:pctWidth>0</wp14:pctWidth>
+              </wp14:sizeRelH>
+              <wp14:sizeRelV relativeFrom="margin">
+                <wp14:pctHeight>0</wp14:pctHeight>
+              </wp14:sizeRelV>
+            </wp:anchor>
+          </w:drawing>
+        </mc:Choice>
+        <mc:Fallback xmlns:a="http://schemas.openxmlformats.org/drawingml/2006/main" xmlns:wp14="http://schemas.microsoft.com/office/word/2010/wordml">
+          <w:pict w14:anchorId="0B7CDD40">
+            <v:line id="30 Conector recto" style="position:absolute;z-index:251658240;visibility:visible;mso-wrap-style:square;mso-width-percent:0;mso-height-percent:0;mso-wrap-distance-left:9pt;mso-wrap-distance-top:-3e-5mm;mso-wrap-distance-right:9pt;mso-wrap-distance-bottom:-3e-5mm;mso-position-horizontal:absolute;mso-position-horizontal-relative:text;mso-position-vertical:absolute;mso-position-vertical-relative:text;mso-width-percent:0;mso-height-percent:0;mso-width-relative:page;mso-height-relative:margin" o:spid="_x0000_s1026" strokecolor="windowText" strokeweight="2.25pt" from="-46.15pt,17.35pt" to="491.65pt,17.35pt" w14:anchorId="0650DD75" o:gfxdata="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">
+              <o:lock v:ext="edit" shapetype="f"/>
+            </v:line>
+          </w:pict>
+        </mc:Fallback>
+      </mc:AlternateContent>
+    </w:r>
+    <w:r>
+      <w:rPr>
+        <w:rFonts w:ascii="Arial" w:hAnsi="Arial" w:cs="Arial"/>
+        <w:b/>
+      </w:rPr>
+      <w:t>“SISTEMA INTEGRAL DE GESTION DE POZOS COMUNITARIOS”</w:t>
+    </w:r>
   </w:p>
 </w:hdr>
 </file>
